--- a/templates/VIVAN/QATAR/POA_DM.docx
+++ b/templates/VIVAN/QATAR/POA_DM.docx
@@ -169,8 +169,19 @@
           <w:sz w:val="24"/>
           <w:szCs w:val="24"/>
         </w:rPr>
-        <w:t>Vivan Intrenational</w:t>
-      </w:r>
+        <w:t xml:space="preserve">Vivan </w:t>
+      </w:r>
+      <w:proofErr w:type="spellStart"/>
+      <w:r>
+        <w:rPr>
+          <w:rFonts w:ascii="Times New Roman" w:hAnsi="Times New Roman" w:cs="Times New Roman"/>
+          <w:b/>
+          <w:sz w:val="24"/>
+          <w:szCs w:val="24"/>
+        </w:rPr>
+        <w:t>Intrenational</w:t>
+      </w:r>
+      <w:proofErr w:type="spellEnd"/>
     </w:p>
     <w:p>
       <w:pPr>
@@ -364,6 +375,7 @@
                 <w:szCs w:val="24"/>
               </w:rPr>
             </w:pPr>
+            <w:proofErr w:type="gramStart"/>
             <w:r>
               <w:rPr>
                 <w:rFonts w:ascii="Times New Roman" w:hAnsi="Times New Roman" w:cs="Times New Roman"/>
@@ -389,7 +401,17 @@
                 <w:sz w:val="24"/>
                 <w:szCs w:val="24"/>
               </w:rPr>
-              <w:t>.No.</w:t>
+              <w:t>.</w:t>
+            </w:r>
+            <w:proofErr w:type="gramEnd"/>
+            <w:r>
+              <w:rPr>
+                <w:rFonts w:ascii="Times New Roman" w:hAnsi="Times New Roman" w:cs="Times New Roman"/>
+                <w:b/>
+                <w:sz w:val="24"/>
+                <w:szCs w:val="24"/>
+              </w:rPr>
+              <w:t>No.</w:t>
             </w:r>
           </w:p>
         </w:tc>
@@ -1172,15 +1194,33 @@
           <w:sz w:val="24"/>
           <w:szCs w:val="24"/>
         </w:rPr>
-        <w:t xml:space="preserve">           </w:t>
-      </w:r>
-      <w:r>
-        <w:rPr>
-          <w:rFonts w:ascii="Times New Roman" w:hAnsi="Times New Roman" w:cs="Times New Roman"/>
-          <w:sz w:val="24"/>
-          <w:szCs w:val="24"/>
-        </w:rPr>
-        <w:t xml:space="preserve">: </w:t>
+        <w:t xml:space="preserve">         </w:t>
+      </w:r>
+      <w:proofErr w:type="gramStart"/>
+      <w:r>
+        <w:rPr>
+          <w:rFonts w:ascii="Times New Roman" w:hAnsi="Times New Roman" w:cs="Times New Roman"/>
+          <w:sz w:val="24"/>
+          <w:szCs w:val="24"/>
+        </w:rPr>
+        <w:t xml:space="preserve">  </w:t>
+      </w:r>
+      <w:r>
+        <w:rPr>
+          <w:rFonts w:ascii="Times New Roman" w:hAnsi="Times New Roman" w:cs="Times New Roman"/>
+          <w:sz w:val="24"/>
+          <w:szCs w:val="24"/>
+        </w:rPr>
+        <w:t>:</w:t>
+      </w:r>
+      <w:proofErr w:type="gramEnd"/>
+      <w:r>
+        <w:rPr>
+          <w:rFonts w:ascii="Times New Roman" w:hAnsi="Times New Roman" w:cs="Times New Roman"/>
+          <w:sz w:val="24"/>
+          <w:szCs w:val="24"/>
+        </w:rPr>
+        <w:t xml:space="preserve"> </w:t>
       </w:r>
       <w:r>
         <w:rPr>
@@ -1294,13 +1334,23 @@
         </w:rPr>
         <w:t xml:space="preserve">Qatar </w:t>
       </w:r>
-      <w:r>
-        <w:rPr>
-          <w:rFonts w:ascii="Times New Roman" w:hAnsi="Times New Roman" w:cs="Times New Roman"/>
-          <w:sz w:val="24"/>
-          <w:szCs w:val="24"/>
-        </w:rPr>
-        <w:t xml:space="preserve">Labour </w:t>
+      <w:proofErr w:type="spellStart"/>
+      <w:r>
+        <w:rPr>
+          <w:rFonts w:ascii="Times New Roman" w:hAnsi="Times New Roman" w:cs="Times New Roman"/>
+          <w:sz w:val="24"/>
+          <w:szCs w:val="24"/>
+        </w:rPr>
+        <w:t>Labour</w:t>
+      </w:r>
+      <w:proofErr w:type="spellEnd"/>
+      <w:r>
+        <w:rPr>
+          <w:rFonts w:ascii="Times New Roman" w:hAnsi="Times New Roman" w:cs="Times New Roman"/>
+          <w:sz w:val="24"/>
+          <w:szCs w:val="24"/>
+        </w:rPr>
+        <w:t xml:space="preserve"> </w:t>
       </w:r>
       <w:r>
         <w:rPr>
@@ -1374,13 +1424,23 @@
         </w:rPr>
         <w:t xml:space="preserve">Qatar </w:t>
       </w:r>
-      <w:r>
-        <w:rPr>
-          <w:rFonts w:ascii="Times New Roman" w:hAnsi="Times New Roman" w:cs="Times New Roman"/>
-          <w:sz w:val="24"/>
-          <w:szCs w:val="24"/>
-        </w:rPr>
-        <w:t xml:space="preserve">Labour </w:t>
+      <w:proofErr w:type="spellStart"/>
+      <w:r>
+        <w:rPr>
+          <w:rFonts w:ascii="Times New Roman" w:hAnsi="Times New Roman" w:cs="Times New Roman"/>
+          <w:sz w:val="24"/>
+          <w:szCs w:val="24"/>
+        </w:rPr>
+        <w:t>Labour</w:t>
+      </w:r>
+      <w:proofErr w:type="spellEnd"/>
+      <w:r>
+        <w:rPr>
+          <w:rFonts w:ascii="Times New Roman" w:hAnsi="Times New Roman" w:cs="Times New Roman"/>
+          <w:sz w:val="24"/>
+          <w:szCs w:val="24"/>
+        </w:rPr>
+        <w:t xml:space="preserve"> </w:t>
       </w:r>
       <w:r>
         <w:rPr>
@@ -1401,28 +1461,6 @@
           <w:szCs w:val="24"/>
         </w:rPr>
       </w:pPr>
-    </w:p>
-    <w:p>
-      <w:pPr>
-        <w:pStyle w:val="NoSpacing"/>
-        <w:jc w:val="both"/>
-        <w:rPr>
-          <w:rFonts w:ascii="Times New Roman" w:hAnsi="Times New Roman" w:cs="Times New Roman"/>
-          <w:sz w:val="24"/>
-          <w:szCs w:val="24"/>
-        </w:rPr>
-      </w:pPr>
-    </w:p>
-    <w:p>
-      <w:pPr>
-        <w:pStyle w:val="NoSpacing"/>
-        <w:jc w:val="both"/>
-        <w:rPr>
-          <w:rFonts w:ascii="Times New Roman" w:hAnsi="Times New Roman" w:cs="Times New Roman"/>
-          <w:sz w:val="24"/>
-          <w:szCs w:val="24"/>
-        </w:rPr>
-      </w:pPr>
       <w:r>
         <w:rPr>
           <w:rFonts w:ascii="Times New Roman" w:hAnsi="Times New Roman" w:cs="Times New Roman"/>
@@ -1430,8 +1468,60 @@
           <w:sz w:val="24"/>
           <w:szCs w:val="24"/>
         </w:rPr>
+        <w:pict w14:anchorId="174E44D0">
+          <v:rect id="_x0000_s1027" style="position:absolute;left:0;text-align:left;margin-left:77.3pt;margin-top:10.2pt;width:117pt;height:64.5pt;z-index:251668480;mso-position-horizontal-relative:text;mso-position-vertical-relative:text" fillcolor="#4472c4 [3204]" stroked="f">
+            <v:textbox style="mso-next-textbox:#_x0000_s1027">
+              <w:txbxContent>
+                <w:p>
+                  <w:pPr>
+                    <w:rPr>
+                      <w:lang w:val="en-IN"/>
+                    </w:rPr>
+                  </w:pPr>
+                  <w:r>
+                    <w:rPr>
+                      <w:lang w:val="en-IN"/>
+                    </w:rPr>
+                    <w:t>{{SPONSOR_SIGNATURE}}</w:t>
+                  </w:r>
+                </w:p>
+                <w:p/>
+              </w:txbxContent>
+            </v:textbox>
+          </v:rect>
+        </w:pict>
+      </w:r>
+    </w:p>
+    <w:p>
+      <w:pPr>
+        <w:pStyle w:val="NoSpacing"/>
+        <w:jc w:val="both"/>
+        <w:rPr>
+          <w:rFonts w:ascii="Times New Roman" w:hAnsi="Times New Roman" w:cs="Times New Roman"/>
+          <w:sz w:val="24"/>
+          <w:szCs w:val="24"/>
+        </w:rPr>
+      </w:pPr>
+    </w:p>
+    <w:p>
+      <w:pPr>
+        <w:pStyle w:val="NoSpacing"/>
+        <w:jc w:val="both"/>
+        <w:rPr>
+          <w:rFonts w:ascii="Times New Roman" w:hAnsi="Times New Roman" w:cs="Times New Roman"/>
+          <w:sz w:val="24"/>
+          <w:szCs w:val="24"/>
+        </w:rPr>
+      </w:pPr>
+      <w:r>
+        <w:rPr>
+          <w:rFonts w:ascii="Times New Roman" w:hAnsi="Times New Roman" w:cs="Times New Roman"/>
+          <w:noProof/>
+          <w:sz w:val="24"/>
+          <w:szCs w:val="24"/>
+        </w:rPr>
         <w:drawing>
-          <wp:anchor distT="0" distB="0" distL="114300" distR="114300" simplePos="0" relativeHeight="251664384" behindDoc="0" locked="0" layoutInCell="1" allowOverlap="1" wp14:anchorId="1DD3AE1A" wp14:editId="5CCAECD1">
+          <wp:anchor distT="0" distB="0" distL="114300" distR="114300" simplePos="0" relativeHeight="251657728" behindDoc="0" locked="0" layoutInCell="1" allowOverlap="1" wp14:anchorId="1DD3AE1A" wp14:editId="5CCAECD1">
             <wp:simplePos x="0" y="0"/>
             <wp:positionH relativeFrom="column">
               <wp:posOffset>4552950</wp:posOffset>
@@ -1524,6 +1614,37 @@
       <w:r>
         <w:rPr>
           <w:rFonts w:ascii="Times New Roman" w:hAnsi="Times New Roman" w:cs="Times New Roman"/>
+          <w:noProof/>
+          <w:sz w:val="24"/>
+          <w:szCs w:val="24"/>
+        </w:rPr>
+        <w:pict w14:anchorId="66949239">
+          <v:rect id="_x0000_s1026" style="position:absolute;left:0;text-align:left;margin-left:72.5pt;margin-top:-49.6pt;width:125.95pt;height:74.85pt;z-index:251667456;mso-position-horizontal-relative:text;mso-position-vertical-relative:text">
+            <v:textbox style="mso-next-textbox:#_x0000_s1026">
+              <w:txbxContent>
+                <w:p>
+                  <w:pPr>
+                    <w:rPr>
+                      <w:lang w:val="en-IN"/>
+                    </w:rPr>
+                  </w:pPr>
+                  <w:proofErr w:type="spellStart"/>
+                  <w:r>
+                    <w:rPr>
+                      <w:lang w:val="en-IN"/>
+                    </w:rPr>
+                    <w:t>BoarderBoX</w:t>
+                  </w:r>
+                  <w:proofErr w:type="spellEnd"/>
+                </w:p>
+              </w:txbxContent>
+            </v:textbox>
+          </v:rect>
+        </w:pict>
+      </w:r>
+      <w:r>
+        <w:rPr>
+          <w:rFonts w:ascii="Times New Roman" w:hAnsi="Times New Roman" w:cs="Times New Roman"/>
           <w:sz w:val="24"/>
           <w:szCs w:val="24"/>
         </w:rPr>
@@ -2014,8 +2135,19 @@
           <w:sz w:val="24"/>
           <w:szCs w:val="24"/>
         </w:rPr>
-        <w:t>Vivan Intrenational</w:t>
-      </w:r>
+        <w:t xml:space="preserve">Vivan </w:t>
+      </w:r>
+      <w:proofErr w:type="spellStart"/>
+      <w:r>
+        <w:rPr>
+          <w:rFonts w:ascii="Times New Roman" w:hAnsi="Times New Roman" w:cs="Times New Roman"/>
+          <w:b/>
+          <w:sz w:val="24"/>
+          <w:szCs w:val="24"/>
+        </w:rPr>
+        <w:t>Intrenational</w:t>
+      </w:r>
+      <w:proofErr w:type="spellEnd"/>
       <w:r>
         <w:rPr>
           <w:rFonts w:ascii="Times New Roman" w:hAnsi="Times New Roman" w:cs="Times New Roman"/>
@@ -2025,7 +2157,31 @@
         <w:t xml:space="preserve">, </w:t>
       </w:r>
       <w:r>
-        <w:t>Office 104, Daya sarita complex, near Ryan school, Gokuldham, Goregaon east, mumbai 400063</w:t>
+        <w:t xml:space="preserve">Office 104, Daya </w:t>
+      </w:r>
+      <w:proofErr w:type="spellStart"/>
+      <w:r>
+        <w:t>sarita</w:t>
+      </w:r>
+      <w:proofErr w:type="spellEnd"/>
+      <w:r>
+        <w:t xml:space="preserve"> complex, near Ryan school, </w:t>
+      </w:r>
+      <w:proofErr w:type="spellStart"/>
+      <w:r>
+        <w:t>Gokuldham</w:t>
+      </w:r>
+      <w:proofErr w:type="spellEnd"/>
+      <w:r>
+        <w:t xml:space="preserve">, Goregaon east, </w:t>
+      </w:r>
+      <w:proofErr w:type="spellStart"/>
+      <w:r>
+        <w:t>mumbai</w:t>
+      </w:r>
+      <w:proofErr w:type="spellEnd"/>
+      <w:r>
+        <w:t xml:space="preserve"> 400063</w:t>
       </w:r>
       <w:r>
         <w:t xml:space="preserve"> </w:t>
@@ -2089,7 +2245,25 @@
           <w:sz w:val="24"/>
           <w:szCs w:val="24"/>
         </w:rPr>
-        <w:t xml:space="preserve">India, Ministry of Labour, Registration No. </w:t>
+        <w:t xml:space="preserve">India, Ministry of </w:t>
+      </w:r>
+      <w:proofErr w:type="spellStart"/>
+      <w:r>
+        <w:rPr>
+          <w:rFonts w:ascii="Times New Roman" w:hAnsi="Times New Roman" w:cs="Times New Roman"/>
+          <w:sz w:val="24"/>
+          <w:szCs w:val="24"/>
+        </w:rPr>
+        <w:t>Labour</w:t>
+      </w:r>
+      <w:proofErr w:type="spellEnd"/>
+      <w:r>
+        <w:rPr>
+          <w:rFonts w:ascii="Times New Roman" w:hAnsi="Times New Roman" w:cs="Times New Roman"/>
+          <w:sz w:val="24"/>
+          <w:szCs w:val="24"/>
+        </w:rPr>
+        <w:t xml:space="preserve">, Registration No. </w:t>
       </w:r>
       <w:r>
         <w:t xml:space="preserve">B-1240/MUM/PART/1000+/5/9509/2019 </w:t>
@@ -2186,7 +2360,7 @@
           <w:szCs w:val="24"/>
         </w:rPr>
         <w:drawing>
-          <wp:anchor distT="0" distB="0" distL="114300" distR="114300" simplePos="0" relativeHeight="251666432" behindDoc="0" locked="0" layoutInCell="1" allowOverlap="1" wp14:anchorId="6FEBF1CD" wp14:editId="49A84A8C">
+          <wp:anchor distT="0" distB="0" distL="114300" distR="114300" simplePos="0" relativeHeight="251658752" behindDoc="0" locked="0" layoutInCell="1" allowOverlap="1" wp14:anchorId="6FEBF1CD" wp14:editId="49A84A8C">
             <wp:simplePos x="0" y="0"/>
             <wp:positionH relativeFrom="column">
               <wp:posOffset>4354830</wp:posOffset>
@@ -2278,6 +2452,37 @@
       <w:r>
         <w:rPr>
           <w:rFonts w:ascii="Times New Roman" w:hAnsi="Times New Roman" w:cs="Times New Roman"/>
+          <w:noProof/>
+          <w:sz w:val="24"/>
+          <w:szCs w:val="24"/>
+        </w:rPr>
+        <w:pict w14:anchorId="66949239">
+          <v:rect id="_x0000_s1028" style="position:absolute;left:0;text-align:left;margin-left:20.75pt;margin-top:20.3pt;width:125.95pt;height:74.85pt;z-index:251669504;mso-position-horizontal-relative:text;mso-position-vertical-relative:text">
+            <v:textbox style="mso-next-textbox:#_x0000_s1028">
+              <w:txbxContent>
+                <w:p>
+                  <w:pPr>
+                    <w:rPr>
+                      <w:lang w:val="en-IN"/>
+                    </w:rPr>
+                  </w:pPr>
+                  <w:proofErr w:type="spellStart"/>
+                  <w:r>
+                    <w:rPr>
+                      <w:lang w:val="en-IN"/>
+                    </w:rPr>
+                    <w:t>BoarderBoX</w:t>
+                  </w:r>
+                  <w:proofErr w:type="spellEnd"/>
+                </w:p>
+              </w:txbxContent>
+            </v:textbox>
+          </v:rect>
+        </w:pict>
+      </w:r>
+      <w:r>
+        <w:rPr>
+          <w:rFonts w:ascii="Times New Roman" w:hAnsi="Times New Roman" w:cs="Times New Roman"/>
           <w:b/>
           <w:sz w:val="24"/>
           <w:szCs w:val="24"/>
@@ -2315,6 +2520,36 @@
           <w:szCs w:val="24"/>
         </w:rPr>
       </w:pPr>
+      <w:r>
+        <w:rPr>
+          <w:rFonts w:ascii="Times New Roman" w:hAnsi="Times New Roman" w:cs="Times New Roman"/>
+          <w:noProof/>
+          <w:sz w:val="24"/>
+          <w:szCs w:val="24"/>
+        </w:rPr>
+        <w:pict w14:anchorId="174E44D0">
+          <v:rect id="_x0000_s1029" style="position:absolute;left:0;text-align:left;margin-left:25.3pt;margin-top:3.2pt;width:116.5pt;height:64.2pt;z-index:251670528;mso-position-horizontal-relative:text;mso-position-vertical-relative:text" fillcolor="#4472c4 [3204]" stroked="f">
+            <v:textbox style="mso-next-textbox:#_x0000_s1029">
+              <w:txbxContent>
+                <w:p>
+                  <w:pPr>
+                    <w:rPr>
+                      <w:lang w:val="en-IN"/>
+                    </w:rPr>
+                  </w:pPr>
+                  <w:r>
+                    <w:rPr>
+                      <w:lang w:val="en-IN"/>
+                    </w:rPr>
+                    <w:t>{{SPONSOR_SIGNATURE}}</w:t>
+                  </w:r>
+                </w:p>
+                <w:p/>
+              </w:txbxContent>
+            </v:textbox>
+          </v:rect>
+        </w:pict>
+      </w:r>
     </w:p>
     <w:p>
       <w:pPr>
@@ -2883,6 +3118,7 @@
   <w:style w:type="character" w:default="1" w:styleId="DefaultParagraphFont">
     <w:name w:val="Default Paragraph Font"/>
     <w:uiPriority w:val="1"/>
+    <w:semiHidden/>
     <w:unhideWhenUsed/>
   </w:style>
   <w:style w:type="table" w:default="1" w:styleId="TableNormal">
